--- a/Knowledge/3-Work knowledge/1-Software Engineering/2-Testing/5-My Source/1-ISTQB Foundation Level/8-Defect Management/2-9-Defect Reopening.docx
+++ b/Knowledge/3-Work knowledge/1-Software Engineering/2-Testing/5-My Source/1-ISTQB Foundation Level/8-Defect Management/2-9-Defect Reopening.docx
@@ -31,51 +31,77 @@
       </w:pPr>
       <w:r>
         <w:rPr>
-          <w:b/>
-          <w:shd w:val="clear" w:color="auto" w:fill="B7B7B7"/>
-        </w:rPr>
-        <w:t># Source</w:t>
-      </w:r>
-      <w:r>
-        <w:rPr>
-          <w:shd w:val="clear" w:color="auto" w:fill="B7B7B7"/>
-        </w:rPr>
-        <w:t xml:space="preserve">: </w:t>
-      </w:r>
-      <w:r>
-        <w:rPr>
-          <w:b/>
-          <w:shd w:val="clear" w:color="auto" w:fill="B7B7B7"/>
-        </w:rPr>
-        <w:t xml:space="preserve">Chatgpt </w:t>
-      </w:r>
-      <w:r>
-        <w:rPr>
-          <w:b/>
-          <w:sz w:val="14"/>
-          <w:szCs w:val="14"/>
-          <w:shd w:val="clear" w:color="auto" w:fill="B7B7B7"/>
-        </w:rPr>
-        <w:t>(GPT</w:t>
-      </w:r>
-      <w:r>
-        <w:rPr>
-          <w:rFonts w:ascii="Cambria Math" w:hAnsi="Cambria Math" w:cs="Cambria Math"/>
-          <w:b/>
-          <w:sz w:val="14"/>
-          <w:szCs w:val="14"/>
-          <w:shd w:val="clear" w:color="auto" w:fill="B7B7B7"/>
+          <w:rFonts w:ascii="Arial" w:eastAsia="Arial" w:hAnsi="Arial" w:cs="Arial"/>
+          <w:b/>
+          <w:color w:val="000000"/>
+          <w:sz w:val="18"/>
+          <w:highlight w:val="lightGray"/>
+        </w:rPr>
+        <w:t># Source: AI Source: Provided by: [Data Path</w:t>
+      </w:r>
+      <w:r>
+        <w:rPr>
+          <w:rFonts w:ascii="Arial" w:eastAsia="Arial" w:hAnsi="Arial" w:cs="Arial"/>
+          <w:color w:val="000000"/>
+          <w:sz w:val="18"/>
+          <w:highlight w:val="lightGray"/>
+        </w:rPr>
+        <w:t xml:space="preserve">: Persons Table -&gt; ID Column: 1, Name_En Column: Motasem Essam] -&gt; </w:t>
+      </w:r>
+      <w:r>
+        <w:rPr>
+          <w:rFonts w:ascii="Arial" w:eastAsia="Arial" w:hAnsi="Arial" w:cs="Arial"/>
+          <w:b/>
+          <w:color w:val="000000"/>
+          <w:sz w:val="18"/>
+          <w:highlight w:val="lightGray"/>
+        </w:rPr>
+        <w:t>From:</w:t>
+      </w:r>
+      <w:r>
+        <w:rPr>
+          <w:rFonts w:ascii="Arial" w:eastAsia="Arial" w:hAnsi="Arial" w:cs="Arial"/>
+          <w:color w:val="000000"/>
+          <w:sz w:val="18"/>
+          <w:highlight w:val="lightGray"/>
+        </w:rPr>
+        <w:t xml:space="preserve"> [Chatgpt (GPT</w:t>
+      </w:r>
+      <w:r>
+        <w:rPr>
+          <w:rFonts w:ascii="Arial" w:eastAsia="Arial" w:hAnsi="Arial" w:cs="Cambria Math"/>
+          <w:color w:val="000000"/>
+          <w:sz w:val="18"/>
+          <w:highlight w:val="lightGray"/>
         </w:rPr>
         <w:t>‑</w:t>
       </w:r>
       <w:r>
         <w:rPr>
-          <w:b/>
-          <w:sz w:val="14"/>
-          <w:szCs w:val="14"/>
-          <w:shd w:val="clear" w:color="auto" w:fill="B7B7B7"/>
-        </w:rPr>
-        <w:t>5 Mini) at [8/18/2025]</w:t>
+          <w:rFonts w:ascii="Arial" w:eastAsia="Arial" w:hAnsi="Arial" w:cs="Arial"/>
+          <w:color w:val="000000"/>
+          <w:sz w:val="18"/>
+          <w:highlight w:val="lightGray"/>
+        </w:rPr>
+        <w:t xml:space="preserve">5 Mini)] </w:t>
+      </w:r>
+      <w:r>
+        <w:rPr>
+          <w:rFonts w:ascii="Arial" w:eastAsia="Arial" w:hAnsi="Arial" w:cs="Arial"/>
+          <w:b/>
+          <w:color w:val="000000"/>
+          <w:sz w:val="18"/>
+          <w:highlight w:val="lightGray"/>
+        </w:rPr>
+        <w:t>on</w:t>
+      </w:r>
+      <w:r>
+        <w:rPr>
+          <w:rFonts w:ascii="Arial" w:eastAsia="Arial" w:hAnsi="Arial"/>
+          <w:sz w:val="18"/>
+          <w:highlight w:val="lightGray"/>
+        </w:rPr>
+        <w:t xml:space="preserve"> [8/18/2025]</w:t>
       </w:r>
     </w:p>
     <w:p>
@@ -180,7 +206,7 @@
     </w:p>
     <w:p>
       <w:r>
-        <w:pict w14:anchorId="7F8B2CEC">
+        <w:pict w14:anchorId="1270699C">
           <v:rect id="_x0000_i1025" style="width:0;height:1.5pt" o:hralign="center" o:hrstd="t" o:hr="t" fillcolor="#a0a0a0" stroked="f"/>
         </w:pict>
       </w:r>
@@ -201,51 +227,77 @@
       </w:pPr>
       <w:r>
         <w:rPr>
-          <w:b/>
-          <w:shd w:val="clear" w:color="auto" w:fill="B7B7B7"/>
-        </w:rPr>
-        <w:t># Source</w:t>
-      </w:r>
-      <w:r>
-        <w:rPr>
-          <w:shd w:val="clear" w:color="auto" w:fill="B7B7B7"/>
-        </w:rPr>
-        <w:t xml:space="preserve">: </w:t>
-      </w:r>
-      <w:r>
-        <w:rPr>
-          <w:b/>
-          <w:shd w:val="clear" w:color="auto" w:fill="B7B7B7"/>
-        </w:rPr>
-        <w:t xml:space="preserve">Chatgpt </w:t>
-      </w:r>
-      <w:r>
-        <w:rPr>
-          <w:b/>
-          <w:sz w:val="14"/>
-          <w:szCs w:val="14"/>
-          <w:shd w:val="clear" w:color="auto" w:fill="B7B7B7"/>
-        </w:rPr>
-        <w:t>(GPT</w:t>
-      </w:r>
-      <w:r>
-        <w:rPr>
-          <w:rFonts w:ascii="Cambria Math" w:hAnsi="Cambria Math" w:cs="Cambria Math"/>
-          <w:b/>
-          <w:sz w:val="14"/>
-          <w:szCs w:val="14"/>
-          <w:shd w:val="clear" w:color="auto" w:fill="B7B7B7"/>
+          <w:rFonts w:ascii="Arial" w:eastAsia="Arial" w:hAnsi="Arial" w:cs="Arial"/>
+          <w:b/>
+          <w:color w:val="000000"/>
+          <w:sz w:val="18"/>
+          <w:highlight w:val="lightGray"/>
+        </w:rPr>
+        <w:t># Source: AI Source: Provided by: [Data Path</w:t>
+      </w:r>
+      <w:r>
+        <w:rPr>
+          <w:rFonts w:ascii="Arial" w:eastAsia="Arial" w:hAnsi="Arial" w:cs="Arial"/>
+          <w:color w:val="000000"/>
+          <w:sz w:val="18"/>
+          <w:highlight w:val="lightGray"/>
+        </w:rPr>
+        <w:t xml:space="preserve">: Persons Table -&gt; ID Column: 1, Name_En Column: Motasem Essam] -&gt; </w:t>
+      </w:r>
+      <w:r>
+        <w:rPr>
+          <w:rFonts w:ascii="Arial" w:eastAsia="Arial" w:hAnsi="Arial" w:cs="Arial"/>
+          <w:b/>
+          <w:color w:val="000000"/>
+          <w:sz w:val="18"/>
+          <w:highlight w:val="lightGray"/>
+        </w:rPr>
+        <w:t>From:</w:t>
+      </w:r>
+      <w:r>
+        <w:rPr>
+          <w:rFonts w:ascii="Arial" w:eastAsia="Arial" w:hAnsi="Arial" w:cs="Arial"/>
+          <w:color w:val="000000"/>
+          <w:sz w:val="18"/>
+          <w:highlight w:val="lightGray"/>
+        </w:rPr>
+        <w:t xml:space="preserve"> [Chatgpt (GPT</w:t>
+      </w:r>
+      <w:r>
+        <w:rPr>
+          <w:rFonts w:ascii="Arial" w:eastAsia="Arial" w:hAnsi="Arial" w:cs="Cambria Math"/>
+          <w:color w:val="000000"/>
+          <w:sz w:val="18"/>
+          <w:highlight w:val="lightGray"/>
         </w:rPr>
         <w:t>‑</w:t>
       </w:r>
       <w:r>
         <w:rPr>
-          <w:b/>
-          <w:sz w:val="14"/>
-          <w:szCs w:val="14"/>
-          <w:shd w:val="clear" w:color="auto" w:fill="B7B7B7"/>
-        </w:rPr>
-        <w:t>5 Mini) at [8/18/2025]</w:t>
+          <w:rFonts w:ascii="Arial" w:eastAsia="Arial" w:hAnsi="Arial" w:cs="Arial"/>
+          <w:color w:val="000000"/>
+          <w:sz w:val="18"/>
+          <w:highlight w:val="lightGray"/>
+        </w:rPr>
+        <w:t xml:space="preserve">5 Mini)] </w:t>
+      </w:r>
+      <w:r>
+        <w:rPr>
+          <w:rFonts w:ascii="Arial" w:eastAsia="Arial" w:hAnsi="Arial" w:cs="Arial"/>
+          <w:b/>
+          <w:color w:val="000000"/>
+          <w:sz w:val="18"/>
+          <w:highlight w:val="lightGray"/>
+        </w:rPr>
+        <w:t>on</w:t>
+      </w:r>
+      <w:r>
+        <w:rPr>
+          <w:rFonts w:ascii="Arial" w:eastAsia="Arial" w:hAnsi="Arial"/>
+          <w:sz w:val="18"/>
+          <w:highlight w:val="lightGray"/>
+        </w:rPr>
+        <w:t xml:space="preserve"> [8/18/2025]</w:t>
       </w:r>
     </w:p>
     <w:p>
@@ -254,7 +306,7 @@
           <w:ilvl w:val="0"/>
           <w:numId w:val="3"/>
         </w:numPr>
-        <w:spacing w:before="240"/>
+        <w:spacing w:before="240" w:after="0" w:line="276" w:lineRule="auto"/>
       </w:pPr>
       <w:r>
         <w:rPr>
@@ -282,6 +334,7 @@
           <w:ilvl w:val="0"/>
           <w:numId w:val="3"/>
         </w:numPr>
+        <w:spacing w:after="0" w:line="276" w:lineRule="auto"/>
       </w:pPr>
       <w:r>
         <w:rPr>
@@ -309,6 +362,7 @@
           <w:ilvl w:val="0"/>
           <w:numId w:val="3"/>
         </w:numPr>
+        <w:spacing w:after="0" w:line="276" w:lineRule="auto"/>
       </w:pPr>
       <w:r>
         <w:rPr>
@@ -336,6 +390,7 @@
           <w:ilvl w:val="0"/>
           <w:numId w:val="3"/>
         </w:numPr>
+        <w:spacing w:after="0" w:line="276" w:lineRule="auto"/>
       </w:pPr>
       <w:r>
         <w:rPr>
@@ -363,7 +418,7 @@
           <w:ilvl w:val="0"/>
           <w:numId w:val="3"/>
         </w:numPr>
-        <w:spacing w:after="240"/>
+        <w:spacing w:after="240" w:line="276" w:lineRule="auto"/>
       </w:pPr>
       <w:r>
         <w:rPr>
@@ -387,7 +442,7 @@
     </w:p>
     <w:p>
       <w:r>
-        <w:pict w14:anchorId="19475A2A">
+        <w:pict w14:anchorId="7D904642">
           <v:rect id="_x0000_i1026" style="width:0;height:1.5pt" o:hralign="center" o:hrstd="t" o:hr="t" fillcolor="#a0a0a0" stroked="f"/>
         </w:pict>
       </w:r>
@@ -420,51 +475,77 @@
       </w:pPr>
       <w:r>
         <w:rPr>
-          <w:b/>
-          <w:shd w:val="clear" w:color="auto" w:fill="B7B7B7"/>
-        </w:rPr>
-        <w:t># Source</w:t>
-      </w:r>
-      <w:r>
-        <w:rPr>
-          <w:shd w:val="clear" w:color="auto" w:fill="B7B7B7"/>
-        </w:rPr>
-        <w:t xml:space="preserve">: </w:t>
-      </w:r>
-      <w:r>
-        <w:rPr>
-          <w:b/>
-          <w:shd w:val="clear" w:color="auto" w:fill="B7B7B7"/>
-        </w:rPr>
-        <w:t xml:space="preserve">Chatgpt </w:t>
-      </w:r>
-      <w:r>
-        <w:rPr>
-          <w:b/>
-          <w:sz w:val="14"/>
-          <w:szCs w:val="14"/>
-          <w:shd w:val="clear" w:color="auto" w:fill="B7B7B7"/>
-        </w:rPr>
-        <w:t>(GPT</w:t>
-      </w:r>
-      <w:r>
-        <w:rPr>
-          <w:rFonts w:ascii="Cambria Math" w:hAnsi="Cambria Math" w:cs="Cambria Math"/>
-          <w:b/>
-          <w:sz w:val="14"/>
-          <w:szCs w:val="14"/>
-          <w:shd w:val="clear" w:color="auto" w:fill="B7B7B7"/>
+          <w:rFonts w:ascii="Arial" w:eastAsia="Arial" w:hAnsi="Arial" w:cs="Arial"/>
+          <w:b/>
+          <w:color w:val="000000"/>
+          <w:sz w:val="18"/>
+          <w:highlight w:val="lightGray"/>
+        </w:rPr>
+        <w:t># Source: AI Source: Provided by: [Data Path</w:t>
+      </w:r>
+      <w:r>
+        <w:rPr>
+          <w:rFonts w:ascii="Arial" w:eastAsia="Arial" w:hAnsi="Arial" w:cs="Arial"/>
+          <w:color w:val="000000"/>
+          <w:sz w:val="18"/>
+          <w:highlight w:val="lightGray"/>
+        </w:rPr>
+        <w:t xml:space="preserve">: Persons Table -&gt; ID Column: 1, Name_En Column: Motasem Essam] -&gt; </w:t>
+      </w:r>
+      <w:r>
+        <w:rPr>
+          <w:rFonts w:ascii="Arial" w:eastAsia="Arial" w:hAnsi="Arial" w:cs="Arial"/>
+          <w:b/>
+          <w:color w:val="000000"/>
+          <w:sz w:val="18"/>
+          <w:highlight w:val="lightGray"/>
+        </w:rPr>
+        <w:t>From:</w:t>
+      </w:r>
+      <w:r>
+        <w:rPr>
+          <w:rFonts w:ascii="Arial" w:eastAsia="Arial" w:hAnsi="Arial" w:cs="Arial"/>
+          <w:color w:val="000000"/>
+          <w:sz w:val="18"/>
+          <w:highlight w:val="lightGray"/>
+        </w:rPr>
+        <w:t xml:space="preserve"> [Chatgpt (GPT</w:t>
+      </w:r>
+      <w:r>
+        <w:rPr>
+          <w:rFonts w:ascii="Arial" w:eastAsia="Arial" w:hAnsi="Arial" w:cs="Cambria Math"/>
+          <w:color w:val="000000"/>
+          <w:sz w:val="18"/>
+          <w:highlight w:val="lightGray"/>
         </w:rPr>
         <w:t>‑</w:t>
       </w:r>
       <w:r>
         <w:rPr>
-          <w:b/>
-          <w:sz w:val="14"/>
-          <w:szCs w:val="14"/>
-          <w:shd w:val="clear" w:color="auto" w:fill="B7B7B7"/>
-        </w:rPr>
-        <w:t>5 Mini) at [8/18/2025]</w:t>
+          <w:rFonts w:ascii="Arial" w:eastAsia="Arial" w:hAnsi="Arial" w:cs="Arial"/>
+          <w:color w:val="000000"/>
+          <w:sz w:val="18"/>
+          <w:highlight w:val="lightGray"/>
+        </w:rPr>
+        <w:t xml:space="preserve">5 Mini)] </w:t>
+      </w:r>
+      <w:r>
+        <w:rPr>
+          <w:rFonts w:ascii="Arial" w:eastAsia="Arial" w:hAnsi="Arial" w:cs="Arial"/>
+          <w:b/>
+          <w:color w:val="000000"/>
+          <w:sz w:val="18"/>
+          <w:highlight w:val="lightGray"/>
+        </w:rPr>
+        <w:t>on</w:t>
+      </w:r>
+      <w:r>
+        <w:rPr>
+          <w:rFonts w:ascii="Arial" w:eastAsia="Arial" w:hAnsi="Arial"/>
+          <w:sz w:val="18"/>
+          <w:highlight w:val="lightGray"/>
+        </w:rPr>
+        <w:t xml:space="preserve"> [8/18/2025]</w:t>
       </w:r>
     </w:p>
     <w:p>
@@ -473,7 +554,7 @@
           <w:ilvl w:val="0"/>
           <w:numId w:val="2"/>
         </w:numPr>
-        <w:spacing w:before="240"/>
+        <w:spacing w:before="240" w:after="0" w:line="276" w:lineRule="auto"/>
       </w:pPr>
       <w:r>
         <w:rPr>
@@ -501,13 +582,13 @@
           <w:ilvl w:val="0"/>
           <w:numId w:val="2"/>
         </w:numPr>
-      </w:pPr>
-      <w:r>
-        <w:rPr>
-          <w:rFonts w:ascii="Roboto Mono" w:eastAsia="Roboto Mono" w:hAnsi="Roboto Mono" w:cs="Roboto Mono"/>
-          <w:b/>
-        </w:rPr>
-        <w:lastRenderedPageBreak/>
+        <w:spacing w:after="0" w:line="276" w:lineRule="auto"/>
+      </w:pPr>
+      <w:r>
+        <w:rPr>
+          <w:rFonts w:ascii="Roboto Mono" w:eastAsia="Roboto Mono" w:hAnsi="Roboto Mono" w:cs="Roboto Mono"/>
+          <w:b/>
+        </w:rPr>
         <w:t>Status:</w:t>
       </w:r>
       <w:r>
@@ -529,6 +610,7 @@
           <w:ilvl w:val="0"/>
           <w:numId w:val="2"/>
         </w:numPr>
+        <w:spacing w:after="0" w:line="276" w:lineRule="auto"/>
       </w:pPr>
       <w:r>
         <w:rPr>
@@ -569,7 +651,7 @@
           <w:ilvl w:val="0"/>
           <w:numId w:val="2"/>
         </w:numPr>
-        <w:spacing w:after="240"/>
+        <w:spacing w:after="240" w:line="276" w:lineRule="auto"/>
       </w:pPr>
       <w:r>
         <w:rPr>
@@ -606,7 +688,7 @@
     </w:p>
     <w:p>
       <w:r>
-        <w:pict w14:anchorId="615ABD9F">
+        <w:pict w14:anchorId="22E441D9">
           <v:rect id="_x0000_i1027" style="width:0;height:1.5pt" o:hralign="center" o:hrstd="t" o:hr="t" fillcolor="#a0a0a0" stroked="f"/>
         </w:pict>
       </w:r>
@@ -639,51 +721,77 @@
       </w:pPr>
       <w:r>
         <w:rPr>
-          <w:b/>
-          <w:shd w:val="clear" w:color="auto" w:fill="B7B7B7"/>
-        </w:rPr>
-        <w:t># Source</w:t>
-      </w:r>
-      <w:r>
-        <w:rPr>
-          <w:shd w:val="clear" w:color="auto" w:fill="B7B7B7"/>
-        </w:rPr>
-        <w:t xml:space="preserve">: </w:t>
-      </w:r>
-      <w:r>
-        <w:rPr>
-          <w:b/>
-          <w:shd w:val="clear" w:color="auto" w:fill="B7B7B7"/>
-        </w:rPr>
-        <w:t xml:space="preserve">Chatgpt </w:t>
-      </w:r>
-      <w:r>
-        <w:rPr>
-          <w:b/>
-          <w:sz w:val="14"/>
-          <w:szCs w:val="14"/>
-          <w:shd w:val="clear" w:color="auto" w:fill="B7B7B7"/>
-        </w:rPr>
-        <w:t>(GPT</w:t>
-      </w:r>
-      <w:r>
-        <w:rPr>
-          <w:rFonts w:ascii="Cambria Math" w:hAnsi="Cambria Math" w:cs="Cambria Math"/>
-          <w:b/>
-          <w:sz w:val="14"/>
-          <w:szCs w:val="14"/>
-          <w:shd w:val="clear" w:color="auto" w:fill="B7B7B7"/>
+          <w:rFonts w:ascii="Arial" w:eastAsia="Arial" w:hAnsi="Arial" w:cs="Arial"/>
+          <w:b/>
+          <w:color w:val="000000"/>
+          <w:sz w:val="18"/>
+          <w:highlight w:val="lightGray"/>
+        </w:rPr>
+        <w:t># Source: AI Source: Provided by: [Data Path</w:t>
+      </w:r>
+      <w:r>
+        <w:rPr>
+          <w:rFonts w:ascii="Arial" w:eastAsia="Arial" w:hAnsi="Arial" w:cs="Arial"/>
+          <w:color w:val="000000"/>
+          <w:sz w:val="18"/>
+          <w:highlight w:val="lightGray"/>
+        </w:rPr>
+        <w:t xml:space="preserve">: Persons Table -&gt; ID Column: 1, Name_En Column: Motasem Essam] -&gt; </w:t>
+      </w:r>
+      <w:r>
+        <w:rPr>
+          <w:rFonts w:ascii="Arial" w:eastAsia="Arial" w:hAnsi="Arial" w:cs="Arial"/>
+          <w:b/>
+          <w:color w:val="000000"/>
+          <w:sz w:val="18"/>
+          <w:highlight w:val="lightGray"/>
+        </w:rPr>
+        <w:t>From:</w:t>
+      </w:r>
+      <w:r>
+        <w:rPr>
+          <w:rFonts w:ascii="Arial" w:eastAsia="Arial" w:hAnsi="Arial" w:cs="Arial"/>
+          <w:color w:val="000000"/>
+          <w:sz w:val="18"/>
+          <w:highlight w:val="lightGray"/>
+        </w:rPr>
+        <w:t xml:space="preserve"> [Chatgpt (GPT</w:t>
+      </w:r>
+      <w:r>
+        <w:rPr>
+          <w:rFonts w:ascii="Arial" w:eastAsia="Arial" w:hAnsi="Arial" w:cs="Cambria Math"/>
+          <w:color w:val="000000"/>
+          <w:sz w:val="18"/>
+          <w:highlight w:val="lightGray"/>
         </w:rPr>
         <w:t>‑</w:t>
       </w:r>
       <w:r>
         <w:rPr>
-          <w:b/>
-          <w:sz w:val="14"/>
-          <w:szCs w:val="14"/>
-          <w:shd w:val="clear" w:color="auto" w:fill="B7B7B7"/>
-        </w:rPr>
-        <w:t>5 Mini) at [8/18/2025]</w:t>
+          <w:rFonts w:ascii="Arial" w:eastAsia="Arial" w:hAnsi="Arial" w:cs="Arial"/>
+          <w:color w:val="000000"/>
+          <w:sz w:val="18"/>
+          <w:highlight w:val="lightGray"/>
+        </w:rPr>
+        <w:t xml:space="preserve">5 Mini)] </w:t>
+      </w:r>
+      <w:r>
+        <w:rPr>
+          <w:rFonts w:ascii="Arial" w:eastAsia="Arial" w:hAnsi="Arial" w:cs="Arial"/>
+          <w:b/>
+          <w:color w:val="000000"/>
+          <w:sz w:val="18"/>
+          <w:highlight w:val="lightGray"/>
+        </w:rPr>
+        <w:t>on</w:t>
+      </w:r>
+      <w:r>
+        <w:rPr>
+          <w:rFonts w:ascii="Arial" w:eastAsia="Arial" w:hAnsi="Arial"/>
+          <w:sz w:val="18"/>
+          <w:highlight w:val="lightGray"/>
+        </w:rPr>
+        <w:t xml:space="preserve"> [8/18/2025]</w:t>
       </w:r>
     </w:p>
     <w:p>
@@ -692,7 +800,7 @@
           <w:ilvl w:val="0"/>
           <w:numId w:val="1"/>
         </w:numPr>
-        <w:spacing w:before="240"/>
+        <w:spacing w:before="240" w:after="0" w:line="276" w:lineRule="auto"/>
         <w:rPr>
           <w:rFonts w:ascii="Roboto Mono" w:eastAsia="Roboto Mono" w:hAnsi="Roboto Mono" w:cs="Roboto Mono"/>
         </w:rPr>
@@ -718,7 +826,7 @@
           <w:ilvl w:val="0"/>
           <w:numId w:val="1"/>
         </w:numPr>
-        <w:spacing w:after="240"/>
+        <w:spacing w:after="240" w:line="276" w:lineRule="auto"/>
       </w:pPr>
       <w:r>
         <w:rPr>
@@ -743,7 +851,7 @@
     </w:p>
     <w:p>
       <w:r>
-        <w:pict w14:anchorId="712957B9">
+        <w:pict w14:anchorId="29BEDCA7">
           <v:rect id="_x0000_i1028" style="width:0;height:1.5pt" o:hralign="center" o:hrstd="t" o:hr="t" fillcolor="#a0a0a0" stroked="f"/>
         </w:pict>
       </w:r>
@@ -764,51 +872,77 @@
       </w:pPr>
       <w:r>
         <w:rPr>
-          <w:b/>
-          <w:shd w:val="clear" w:color="auto" w:fill="B7B7B7"/>
-        </w:rPr>
-        <w:t># Source</w:t>
-      </w:r>
-      <w:r>
-        <w:rPr>
-          <w:shd w:val="clear" w:color="auto" w:fill="B7B7B7"/>
-        </w:rPr>
-        <w:t xml:space="preserve">: </w:t>
-      </w:r>
-      <w:r>
-        <w:rPr>
-          <w:b/>
-          <w:shd w:val="clear" w:color="auto" w:fill="B7B7B7"/>
-        </w:rPr>
-        <w:t xml:space="preserve">Chatgpt </w:t>
-      </w:r>
-      <w:r>
-        <w:rPr>
-          <w:b/>
-          <w:sz w:val="14"/>
-          <w:szCs w:val="14"/>
-          <w:shd w:val="clear" w:color="auto" w:fill="B7B7B7"/>
-        </w:rPr>
-        <w:t>(GPT</w:t>
-      </w:r>
-      <w:r>
-        <w:rPr>
-          <w:rFonts w:ascii="Cambria Math" w:hAnsi="Cambria Math" w:cs="Cambria Math"/>
-          <w:b/>
-          <w:sz w:val="14"/>
-          <w:szCs w:val="14"/>
-          <w:shd w:val="clear" w:color="auto" w:fill="B7B7B7"/>
+          <w:rFonts w:ascii="Arial" w:eastAsia="Arial" w:hAnsi="Arial" w:cs="Arial"/>
+          <w:b/>
+          <w:color w:val="000000"/>
+          <w:sz w:val="18"/>
+          <w:highlight w:val="lightGray"/>
+        </w:rPr>
+        <w:t># Source: AI Source: Provided by: [Data Path</w:t>
+      </w:r>
+      <w:r>
+        <w:rPr>
+          <w:rFonts w:ascii="Arial" w:eastAsia="Arial" w:hAnsi="Arial" w:cs="Arial"/>
+          <w:color w:val="000000"/>
+          <w:sz w:val="18"/>
+          <w:highlight w:val="lightGray"/>
+        </w:rPr>
+        <w:t xml:space="preserve">: Persons Table -&gt; ID Column: 1, Name_En Column: Motasem Essam] -&gt; </w:t>
+      </w:r>
+      <w:r>
+        <w:rPr>
+          <w:rFonts w:ascii="Arial" w:eastAsia="Arial" w:hAnsi="Arial" w:cs="Arial"/>
+          <w:b/>
+          <w:color w:val="000000"/>
+          <w:sz w:val="18"/>
+          <w:highlight w:val="lightGray"/>
+        </w:rPr>
+        <w:t>From:</w:t>
+      </w:r>
+      <w:r>
+        <w:rPr>
+          <w:rFonts w:ascii="Arial" w:eastAsia="Arial" w:hAnsi="Arial" w:cs="Arial"/>
+          <w:color w:val="000000"/>
+          <w:sz w:val="18"/>
+          <w:highlight w:val="lightGray"/>
+        </w:rPr>
+        <w:t xml:space="preserve"> [Chatgpt (GPT</w:t>
+      </w:r>
+      <w:r>
+        <w:rPr>
+          <w:rFonts w:ascii="Arial" w:eastAsia="Arial" w:hAnsi="Arial" w:cs="Cambria Math"/>
+          <w:color w:val="000000"/>
+          <w:sz w:val="18"/>
+          <w:highlight w:val="lightGray"/>
         </w:rPr>
         <w:t>‑</w:t>
       </w:r>
       <w:r>
         <w:rPr>
-          <w:b/>
-          <w:sz w:val="14"/>
-          <w:szCs w:val="14"/>
-          <w:shd w:val="clear" w:color="auto" w:fill="B7B7B7"/>
-        </w:rPr>
-        <w:t>5 Mini) at [8/18/2025]</w:t>
+          <w:rFonts w:ascii="Arial" w:eastAsia="Arial" w:hAnsi="Arial" w:cs="Arial"/>
+          <w:color w:val="000000"/>
+          <w:sz w:val="18"/>
+          <w:highlight w:val="lightGray"/>
+        </w:rPr>
+        <w:t xml:space="preserve">5 Mini)] </w:t>
+      </w:r>
+      <w:r>
+        <w:rPr>
+          <w:rFonts w:ascii="Arial" w:eastAsia="Arial" w:hAnsi="Arial" w:cs="Arial"/>
+          <w:b/>
+          <w:color w:val="000000"/>
+          <w:sz w:val="18"/>
+          <w:highlight w:val="lightGray"/>
+        </w:rPr>
+        <w:t>on</w:t>
+      </w:r>
+      <w:r>
+        <w:rPr>
+          <w:rFonts w:ascii="Arial" w:eastAsia="Arial" w:hAnsi="Arial"/>
+          <w:sz w:val="18"/>
+          <w:highlight w:val="lightGray"/>
+        </w:rPr>
+        <w:t xml:space="preserve"> [8/18/2025]</w:t>
       </w:r>
     </w:p>
     <w:p>
@@ -817,7 +951,7 @@
           <w:ilvl w:val="0"/>
           <w:numId w:val="4"/>
         </w:numPr>
-        <w:spacing w:before="240"/>
+        <w:spacing w:before="240" w:after="0" w:line="276" w:lineRule="auto"/>
       </w:pPr>
       <w:r>
         <w:rPr>
@@ -851,6 +985,7 @@
           <w:ilvl w:val="0"/>
           <w:numId w:val="4"/>
         </w:numPr>
+        <w:spacing w:after="0" w:line="276" w:lineRule="auto"/>
       </w:pPr>
       <w:r>
         <w:rPr>
@@ -884,7 +1019,7 @@
           <w:ilvl w:val="0"/>
           <w:numId w:val="4"/>
         </w:numPr>
-        <w:spacing w:after="240"/>
+        <w:spacing w:after="240" w:line="276" w:lineRule="auto"/>
       </w:pPr>
       <w:r>
         <w:rPr>
@@ -914,7 +1049,7 @@
     </w:p>
     <w:p>
       <w:r>
-        <w:pict w14:anchorId="5A1741AD">
+        <w:pict w14:anchorId="1A23BCB3">
           <v:rect id="_x0000_i1029" style="width:0;height:1.5pt" o:hralign="center" o:hrstd="t" o:hr="t" fillcolor="#a0a0a0" stroked="f"/>
         </w:pict>
       </w:r>
@@ -950,19 +1085,20 @@
     </w:p>
     <w:p>
       <w:r>
-        <w:pict w14:anchorId="493F7239">
+        <w:pict w14:anchorId="680AE42F">
           <v:rect id="_x0000_i1030" style="width:0;height:1.5pt" o:hralign="center" o:hrstd="t" o:hr="t" fillcolor="#a0a0a0" stroked="f"/>
         </w:pict>
       </w:r>
     </w:p>
+    <w:p/>
     <w:p/>
     <w:p/>
     <w:p/>
     <w:sectPr>
       <w:pgSz w:w="12240" w:h="15840"/>
       <w:pgMar w:top="1440" w:right="1440" w:bottom="1440" w:left="1440" w:header="720" w:footer="720" w:gutter="0"/>
-      <w:pgNumType w:start="1"/>
       <w:cols w:space="720"/>
+      <w:docGrid w:linePitch="360"/>
     </w:sectPr>
   </w:body>
 </w:document>
@@ -1837,18 +1973,6 @@
   <w:style w:type="paragraph" w:default="1" w:styleId="Normal">
     <w:name w:val="Normal"/>
     <w:qFormat/>
-    <w:rsid w:val="000C041A"/>
-    <w:pPr>
-      <w:spacing w:after="0" w:line="276" w:lineRule="auto"/>
-    </w:pPr>
-    <w:rPr>
-      <w:rFonts w:ascii="Arial" w:eastAsia="Arial" w:hAnsi="Arial" w:cs="Arial"/>
-      <w:kern w:val="0"/>
-      <w:sz w:val="22"/>
-      <w:szCs w:val="22"/>
-      <w:lang w:val="en"/>
-      <w14:ligatures w14:val="none"/>
-    </w:rPr>
   </w:style>
   <w:style w:type="paragraph" w:styleId="Heading1">
     <w:name w:val="heading 1"/>
@@ -1857,7 +1981,7 @@
     <w:link w:val="Heading1Char"/>
     <w:uiPriority w:val="9"/>
     <w:qFormat/>
-    <w:rsid w:val="00885ADA"/>
+    <w:rsid w:val="00BB12EB"/>
     <w:pPr>
       <w:keepNext/>
       <w:keepLines/>
@@ -1879,7 +2003,7 @@
     <w:uiPriority w:val="9"/>
     <w:unhideWhenUsed/>
     <w:qFormat/>
-    <w:rsid w:val="00885ADA"/>
+    <w:rsid w:val="00BB12EB"/>
     <w:pPr>
       <w:keepNext/>
       <w:keepLines/>
@@ -1902,7 +2026,7 @@
     <w:semiHidden/>
     <w:unhideWhenUsed/>
     <w:qFormat/>
-    <w:rsid w:val="00885ADA"/>
+    <w:rsid w:val="00BB12EB"/>
     <w:pPr>
       <w:keepNext/>
       <w:keepLines/>
@@ -1925,7 +2049,7 @@
     <w:semiHidden/>
     <w:unhideWhenUsed/>
     <w:qFormat/>
-    <w:rsid w:val="00885ADA"/>
+    <w:rsid w:val="00BB12EB"/>
     <w:pPr>
       <w:keepNext/>
       <w:keepLines/>
@@ -1948,7 +2072,7 @@
     <w:semiHidden/>
     <w:unhideWhenUsed/>
     <w:qFormat/>
-    <w:rsid w:val="00885ADA"/>
+    <w:rsid w:val="00BB12EB"/>
     <w:pPr>
       <w:keepNext/>
       <w:keepLines/>
@@ -1969,11 +2093,11 @@
     <w:semiHidden/>
     <w:unhideWhenUsed/>
     <w:qFormat/>
-    <w:rsid w:val="00885ADA"/>
+    <w:rsid w:val="00BB12EB"/>
     <w:pPr>
       <w:keepNext/>
       <w:keepLines/>
-      <w:spacing w:before="40"/>
+      <w:spacing w:before="40" w:after="0"/>
       <w:outlineLvl w:val="5"/>
     </w:pPr>
     <w:rPr>
@@ -1992,11 +2116,11 @@
     <w:semiHidden/>
     <w:unhideWhenUsed/>
     <w:qFormat/>
-    <w:rsid w:val="00885ADA"/>
+    <w:rsid w:val="00BB12EB"/>
     <w:pPr>
       <w:keepNext/>
       <w:keepLines/>
-      <w:spacing w:before="40"/>
+      <w:spacing w:before="40" w:after="0"/>
       <w:outlineLvl w:val="6"/>
     </w:pPr>
     <w:rPr>
@@ -2013,10 +2137,11 @@
     <w:semiHidden/>
     <w:unhideWhenUsed/>
     <w:qFormat/>
-    <w:rsid w:val="00885ADA"/>
+    <w:rsid w:val="00BB12EB"/>
     <w:pPr>
       <w:keepNext/>
       <w:keepLines/>
+      <w:spacing w:after="0"/>
       <w:outlineLvl w:val="7"/>
     </w:pPr>
     <w:rPr>
@@ -2035,10 +2160,11 @@
     <w:semiHidden/>
     <w:unhideWhenUsed/>
     <w:qFormat/>
-    <w:rsid w:val="00885ADA"/>
+    <w:rsid w:val="00BB12EB"/>
     <w:pPr>
       <w:keepNext/>
       <w:keepLines/>
+      <w:spacing w:after="0"/>
       <w:outlineLvl w:val="8"/>
     </w:pPr>
     <w:rPr>
@@ -2078,7 +2204,7 @@
     <w:basedOn w:val="DefaultParagraphFont"/>
     <w:link w:val="Heading1"/>
     <w:uiPriority w:val="9"/>
-    <w:rsid w:val="00885ADA"/>
+    <w:rsid w:val="00BB12EB"/>
     <w:rPr>
       <w:rFonts w:asciiTheme="majorHAnsi" w:eastAsiaTheme="majorEastAsia" w:hAnsiTheme="majorHAnsi" w:cstheme="majorBidi"/>
       <w:color w:val="2F5496" w:themeColor="accent1" w:themeShade="BF"/>
@@ -2091,7 +2217,7 @@
     <w:basedOn w:val="DefaultParagraphFont"/>
     <w:link w:val="Heading2"/>
     <w:uiPriority w:val="9"/>
-    <w:rsid w:val="00885ADA"/>
+    <w:rsid w:val="00BB12EB"/>
     <w:rPr>
       <w:rFonts w:asciiTheme="majorHAnsi" w:eastAsiaTheme="majorEastAsia" w:hAnsiTheme="majorHAnsi" w:cstheme="majorBidi"/>
       <w:color w:val="2F5496" w:themeColor="accent1" w:themeShade="BF"/>
@@ -2105,7 +2231,7 @@
     <w:link w:val="Heading3"/>
     <w:uiPriority w:val="9"/>
     <w:semiHidden/>
-    <w:rsid w:val="00885ADA"/>
+    <w:rsid w:val="00BB12EB"/>
     <w:rPr>
       <w:rFonts w:eastAsiaTheme="majorEastAsia" w:cstheme="majorBidi"/>
       <w:color w:val="2F5496" w:themeColor="accent1" w:themeShade="BF"/>
@@ -2119,7 +2245,7 @@
     <w:link w:val="Heading4"/>
     <w:uiPriority w:val="9"/>
     <w:semiHidden/>
-    <w:rsid w:val="00885ADA"/>
+    <w:rsid w:val="00BB12EB"/>
     <w:rPr>
       <w:rFonts w:eastAsiaTheme="majorEastAsia" w:cstheme="majorBidi"/>
       <w:i/>
@@ -2133,7 +2259,7 @@
     <w:link w:val="Heading5"/>
     <w:uiPriority w:val="9"/>
     <w:semiHidden/>
-    <w:rsid w:val="00885ADA"/>
+    <w:rsid w:val="00BB12EB"/>
     <w:rPr>
       <w:rFonts w:eastAsiaTheme="majorEastAsia" w:cstheme="majorBidi"/>
       <w:color w:val="2F5496" w:themeColor="accent1" w:themeShade="BF"/>
@@ -2145,7 +2271,7 @@
     <w:link w:val="Heading6"/>
     <w:uiPriority w:val="9"/>
     <w:semiHidden/>
-    <w:rsid w:val="00885ADA"/>
+    <w:rsid w:val="00BB12EB"/>
     <w:rPr>
       <w:rFonts w:eastAsiaTheme="majorEastAsia" w:cstheme="majorBidi"/>
       <w:i/>
@@ -2159,7 +2285,7 @@
     <w:link w:val="Heading7"/>
     <w:uiPriority w:val="9"/>
     <w:semiHidden/>
-    <w:rsid w:val="00885ADA"/>
+    <w:rsid w:val="00BB12EB"/>
     <w:rPr>
       <w:rFonts w:eastAsiaTheme="majorEastAsia" w:cstheme="majorBidi"/>
       <w:color w:val="595959" w:themeColor="text1" w:themeTint="A6"/>
@@ -2171,7 +2297,7 @@
     <w:link w:val="Heading8"/>
     <w:uiPriority w:val="9"/>
     <w:semiHidden/>
-    <w:rsid w:val="00885ADA"/>
+    <w:rsid w:val="00BB12EB"/>
     <w:rPr>
       <w:rFonts w:eastAsiaTheme="majorEastAsia" w:cstheme="majorBidi"/>
       <w:i/>
@@ -2185,7 +2311,7 @@
     <w:link w:val="Heading9"/>
     <w:uiPriority w:val="9"/>
     <w:semiHidden/>
-    <w:rsid w:val="00885ADA"/>
+    <w:rsid w:val="00BB12EB"/>
     <w:rPr>
       <w:rFonts w:eastAsiaTheme="majorEastAsia" w:cstheme="majorBidi"/>
       <w:color w:val="272727" w:themeColor="text1" w:themeTint="D8"/>
@@ -2198,7 +2324,7 @@
     <w:link w:val="TitleChar"/>
     <w:uiPriority w:val="10"/>
     <w:qFormat/>
-    <w:rsid w:val="00885ADA"/>
+    <w:rsid w:val="00BB12EB"/>
     <w:pPr>
       <w:spacing w:after="80" w:line="240" w:lineRule="auto"/>
       <w:contextualSpacing/>
@@ -2216,7 +2342,7 @@
     <w:basedOn w:val="DefaultParagraphFont"/>
     <w:link w:val="Title"/>
     <w:uiPriority w:val="10"/>
-    <w:rsid w:val="00885ADA"/>
+    <w:rsid w:val="00BB12EB"/>
     <w:rPr>
       <w:rFonts w:asciiTheme="majorHAnsi" w:eastAsiaTheme="majorEastAsia" w:hAnsiTheme="majorHAnsi" w:cstheme="majorBidi"/>
       <w:spacing w:val="-10"/>
@@ -2232,7 +2358,7 @@
     <w:link w:val="SubtitleChar"/>
     <w:uiPriority w:val="11"/>
     <w:qFormat/>
-    <w:rsid w:val="00885ADA"/>
+    <w:rsid w:val="00BB12EB"/>
     <w:pPr>
       <w:numPr>
         <w:ilvl w:val="1"/>
@@ -2251,7 +2377,7 @@
     <w:basedOn w:val="DefaultParagraphFont"/>
     <w:link w:val="Subtitle"/>
     <w:uiPriority w:val="11"/>
-    <w:rsid w:val="00885ADA"/>
+    <w:rsid w:val="00BB12EB"/>
     <w:rPr>
       <w:rFonts w:eastAsiaTheme="majorEastAsia" w:cstheme="majorBidi"/>
       <w:color w:val="595959" w:themeColor="text1" w:themeTint="A6"/>
@@ -2267,7 +2393,7 @@
     <w:link w:val="QuoteChar"/>
     <w:uiPriority w:val="29"/>
     <w:qFormat/>
-    <w:rsid w:val="00885ADA"/>
+    <w:rsid w:val="00BB12EB"/>
     <w:pPr>
       <w:spacing w:before="160"/>
       <w:jc w:val="center"/>
@@ -2283,7 +2409,7 @@
     <w:basedOn w:val="DefaultParagraphFont"/>
     <w:link w:val="Quote"/>
     <w:uiPriority w:val="29"/>
-    <w:rsid w:val="00885ADA"/>
+    <w:rsid w:val="00BB12EB"/>
     <w:rPr>
       <w:i/>
       <w:iCs/>
@@ -2295,7 +2421,7 @@
     <w:basedOn w:val="Normal"/>
     <w:uiPriority w:val="34"/>
     <w:qFormat/>
-    <w:rsid w:val="00885ADA"/>
+    <w:rsid w:val="00BB12EB"/>
     <w:pPr>
       <w:ind w:left="720"/>
       <w:contextualSpacing/>
@@ -2306,7 +2432,7 @@
     <w:basedOn w:val="DefaultParagraphFont"/>
     <w:uiPriority w:val="21"/>
     <w:qFormat/>
-    <w:rsid w:val="00885ADA"/>
+    <w:rsid w:val="00BB12EB"/>
     <w:rPr>
       <w:i/>
       <w:iCs/>
@@ -2320,7 +2446,7 @@
     <w:link w:val="IntenseQuoteChar"/>
     <w:uiPriority w:val="30"/>
     <w:qFormat/>
-    <w:rsid w:val="00885ADA"/>
+    <w:rsid w:val="00BB12EB"/>
     <w:pPr>
       <w:pBdr>
         <w:top w:val="single" w:sz="4" w:space="10" w:color="2F5496" w:themeColor="accent1" w:themeShade="BF"/>
@@ -2341,7 +2467,7 @@
     <w:basedOn w:val="DefaultParagraphFont"/>
     <w:link w:val="IntenseQuote"/>
     <w:uiPriority w:val="30"/>
-    <w:rsid w:val="00885ADA"/>
+    <w:rsid w:val="00BB12EB"/>
     <w:rPr>
       <w:i/>
       <w:iCs/>
@@ -2353,7 +2479,7 @@
     <w:basedOn w:val="DefaultParagraphFont"/>
     <w:uiPriority w:val="32"/>
     <w:qFormat/>
-    <w:rsid w:val="00885ADA"/>
+    <w:rsid w:val="00BB12EB"/>
     <w:rPr>
       <w:b/>
       <w:bCs/>
